--- a/flow/20230914_vu_template/drafts/2024-03-g/05-ВТ- Теодора Тирона.docx
+++ b/flow/20230914_vu_template/drafts/2024-03-g/05-ВТ- Теодора Тирона.docx
@@ -3634,34 +3634,23 @@
     </w:p>
     <w:p>
       <w:pPr>
-        <w:spacing w:after="120" w:line="20" w:lineRule="atLeast"/>
-        <w:jc w:val="both"/>
-        <w:rPr>
-          <w:rFonts w:ascii="Times New Roman" w:hAnsi="Times New Roman"/>
-          <w:sz w:val="24"/>
-          <w:szCs w:val="24"/>
-          <w:lang w:val="uk-UA"/>
-        </w:rPr>
-      </w:pPr>
-      <w:r>
-        <w:rPr>
-          <w:rFonts w:ascii="Times New Roman" w:hAnsi="Times New Roman"/>
-          <w:i/>
-          <w:color w:val="FF0000"/>
-          <w:sz w:val="24"/>
-          <w:szCs w:val="24"/>
-          <w:lang w:val="uk-UA"/>
-        </w:rPr>
-        <w:t>(г. 8, подібний: Як назвемо вас):</w:t>
-      </w:r>
-      <w:r>
-        <w:rPr>
-          <w:rFonts w:ascii="Times New Roman" w:hAnsi="Times New Roman"/>
-          <w:sz w:val="24"/>
-          <w:szCs w:val="24"/>
-          <w:lang w:val="uk-UA"/>
-        </w:rPr>
-        <w:t xml:space="preserve"> Як іменуємо тебе, славний?* – сильного воїна Царя і Бога,* що злочестя безплотних низложив мужньо,* світильника, що мисленним світлом виблискує,* ідолів губителя пресильного,* і подвижника прегарячого,* і законного страдника.* Моли, щоб спаслися* душі наші.</w:t>
+        <w:pStyle w:val="Normal"/>
+      </w:pPr>
+      <w:r>
+        <w:rPr>
+          <w:rFonts w:ascii="Times New Roman" w:hAnsi="Times New Roman"/>
+          <w:i/>
+          <w:color w:val="FF0000"/>
+          <w:sz w:val="24"/>
+        </w:rPr>
+        <w:t>(г. 8, подібний: О, преславне чудо):</w:t>
+      </w:r>
+      <w:r>
+        <w:rPr>
+          <w:rFonts w:ascii="Times New Roman" w:hAnsi="Times New Roman"/>
+          <w:sz w:val="24"/>
+        </w:rPr>
+        <w:t xml:space="preserve"> О, необлудна і божественна зоре,* заповідей Божих світлоносне сяяння* і серед мучеників подивугідний страстотерпче приснопам’ятний!* Ти темряви млу відігнав,* мов світлоносиця-зірка, блаженний.* О добре приношення* і жертва непорочная!* Тим-то Христові за спасіння душ наших* безустанно молися.</w:t>
       </w:r>
     </w:p>
     <w:p>
@@ -3736,41 +3725,14 @@
     </w:p>
     <w:p>
       <w:pPr>
-        <w:spacing w:after="120" w:line="20" w:lineRule="atLeast"/>
-        <w:jc w:val="both"/>
-        <w:rPr>
-          <w:rFonts w:ascii="Times New Roman" w:hAnsi="Times New Roman"/>
-          <w:sz w:val="24"/>
-          <w:szCs w:val="24"/>
-          <w:lang w:val="uk-UA"/>
-        </w:rPr>
-      </w:pPr>
-      <w:r>
-        <w:rPr>
-          <w:rFonts w:ascii="Times New Roman" w:hAnsi="Times New Roman"/>
-          <w:sz w:val="24"/>
-          <w:szCs w:val="24"/>
-          <w:lang w:val="uk-UA"/>
-        </w:rPr>
-        <w:t xml:space="preserve">Як наречемо тебе нині, славний?* – ріку води життєносної,* що ллє нам широту духовну,* утисненим у нещастях – повінь зцілень невичерпну,* чашу, що пиття святе </w:t>
-      </w:r>
-      <w:r>
-        <w:rPr>
-          <w:rFonts w:ascii="Times New Roman" w:hAnsi="Times New Roman"/>
-          <w:sz w:val="24"/>
-          <w:szCs w:val="24"/>
-          <w:lang w:val="uk-UA"/>
-        </w:rPr>
-        <w:t>джерелом випускає</w:t>
-      </w:r>
-      <w:r>
-        <w:rPr>
-          <w:rFonts w:ascii="Times New Roman" w:hAnsi="Times New Roman"/>
-          <w:sz w:val="24"/>
-          <w:szCs w:val="24"/>
-          <w:lang w:val="uk-UA"/>
-        </w:rPr>
-        <w:t>,* чудодійника всеістинного,* Безтілесним рівноцінного.* Моли, щоб спаслися* душі наші.</w:t>
+        <w:pStyle w:val="Normal"/>
+      </w:pPr>
+      <w:r>
+        <w:rPr>
+          <w:rFonts w:ascii="Times New Roman" w:hAnsi="Times New Roman"/>
+          <w:sz w:val="24"/>
+        </w:rPr>
+        <w:t>О, істини проповіднику!* Явившись нечестя* мечоносним протиборцем,* ти стражданням відсік єси голови ворогів, премудрий,* і божественне веління ясно проголошував,* народ ненаставлений умовляючи до кращого.* О, Кононе, співгромадянине мучеників!* Молися Ізбавителю, щоб від пристрастей ізбавив Він* рабів Своїх – співців твоїх.</w:t>
       </w:r>
     </w:p>
     <w:p>
@@ -3819,23 +3781,14 @@
     </w:p>
     <w:p>
       <w:pPr>
-        <w:spacing w:after="120" w:line="20" w:lineRule="atLeast"/>
-        <w:jc w:val="both"/>
-        <w:rPr>
-          <w:rFonts w:ascii="Times New Roman" w:hAnsi="Times New Roman"/>
-          <w:sz w:val="24"/>
-          <w:szCs w:val="24"/>
-          <w:lang w:val="uk-UA"/>
-        </w:rPr>
-      </w:pPr>
-      <w:r>
-        <w:rPr>
-          <w:rFonts w:ascii="Times New Roman" w:hAnsi="Times New Roman"/>
-          <w:sz w:val="24"/>
-          <w:szCs w:val="24"/>
-          <w:lang w:val="uk-UA"/>
-        </w:rPr>
-        <w:t>Як прозвемо тебе, святий?* – заблуканих наставника або молільника за грішників,* лікаря істинного сущим у бурі нещасть,* благоуханний паросток Раю цінний,* первоплід мучеників і утвердження,* джерело чудес вічноплинне,* подвижника доблесного.* Моли, щоб спаслися* душі наші.</w:t>
+        <w:pStyle w:val="Normal"/>
+      </w:pPr>
+      <w:r>
+        <w:rPr>
+          <w:rFonts w:ascii="Times New Roman" w:hAnsi="Times New Roman"/>
+          <w:sz w:val="24"/>
+        </w:rPr>
+        <w:t>О, добра зміно* від десниці Вишнього,* яку на тобі звершив отців Господь,* страстотерпче всеславний!* Від невірного кореня плодом благоквітучим,* Кононе всеблаженний і всехвальний, явився ти* і, маючи Христа найкращим воєначальником,* полки демонів* переміг єси владно.</w:t>
       </w:r>
     </w:p>
     <w:p>
